--- a/theory_homework/hw3_rendering/202411081003-武子杰-理论课作业三-渲染部分.docx
+++ b/theory_homework/hw3_rendering/202411081003-武子杰-理论课作业三-渲染部分.docx
@@ -101,12 +101,12 @@
     </w:p>
     <w:p>
       <w:r>
-        <w:t>设平面 n\cdot x + d = 0（\|n\|=1），球心 C，半径 R。</w:t>
+        <w:t>设平面 n·x + d = 0（|n| = 1），球心 C，半径 R。</w:t>
       </w:r>
     </w:p>
     <w:p>
       <w:r>
-        <w:t>1. 计算球心到平面有符号距离 h = n\cdot C + d。</w:t>
+        <w:t>1. 计算球心到平面有符号距离 h = n·C + d。</w:t>
       </w:r>
     </w:p>
     <w:p>
@@ -116,32 +116,26 @@
     </w:p>
     <w:p>
       <w:r>
-        <w:t>3. 交线圆心 O = C - h\,n（球心在平面上的垂足）。</w:t>
+        <w:t>3. 交线圆心 O = C - h·n（球心在平面上的垂足）。</w:t>
       </w:r>
     </w:p>
     <w:p>
       <w:r>
-        <w:t>4. 交圆半径 r = \sqrt{R^2 - h^2}。</w:t>
+        <w:t>4. 交圆半径 r = sqrt(R² - h²)。</w:t>
       </w:r>
     </w:p>
     <w:p>
       <w:r>
-        <w:t>5. 在平面内建立正交基 u,v（u\perp v\perp n），交线参数化：</w:t>
+        <w:t>5. 在平面内建立正交基 u, v（u 垂直 v 垂直 n），交线参数化：</w:t>
       </w:r>
     </w:p>
     <w:p>
       <w:r>
-        <w:t>\[</w:t>
-      </w:r>
-    </w:p>
-    <w:p>
-      <w:r>
-        <w:t>L(\theta) = O + r\cos\theta\, u + r\sin\theta\, v,\quad \theta\in[0,2\pi)</w:t>
-      </w:r>
-    </w:p>
-    <w:p>
-      <w:r>
-        <w:t>\]</w:t>
+        <w:rPr>
+          <w:rFonts w:ascii="Consolas" w:hAnsi="Consolas"/>
+          <w:sz w:val="18"/>
+        </w:rPr>
+        <w:t>L(θ) = O + r·cos θ·u + r·sin θ·v,   θ ∈ [0, 2π)</w:t>
       </w:r>
     </w:p>
     <w:p>
@@ -154,17 +148,11 @@
     </w:p>
     <w:p>
       <w:r>
-        <w:t>\[</w:t>
-      </w:r>
-    </w:p>
-    <w:p>
-      <w:r>
-        <w:t>I = I_a K_a + I_p K_d (L\cdot N) + I_p K_s (R\cdot V)^n</w:t>
-      </w:r>
-    </w:p>
-    <w:p>
-      <w:r>
-        <w:t>\]</w:t>
+        <w:rPr>
+          <w:rFonts w:ascii="Consolas" w:hAnsi="Consolas"/>
+          <w:sz w:val="18"/>
+        </w:rPr>
+        <w:t>I = Ia·Ka + Ip·Kd·(L·N) + Ip·Ks·(R·V)^n</w:t>
       </w:r>
     </w:p>
     <w:p>
@@ -179,22 +167,22 @@
     </w:p>
     <w:p>
       <w:r>
-        <w:t>| I_a | 环境光强度 |</w:t>
+        <w:t>| Ia | 环境光强度 |</w:t>
       </w:r>
     </w:p>
     <w:p>
       <w:r>
-        <w:t>| K_a | 环境光反射系数 |</w:t>
+        <w:t>| Ka | 环境光反射系数 |</w:t>
       </w:r>
     </w:p>
     <w:p>
       <w:r>
-        <w:t>| I_p | 点光源强度 |</w:t>
+        <w:t>| Ip | 点光源强度 |</w:t>
       </w:r>
     </w:p>
     <w:p>
       <w:r>
-        <w:t>| K_d | 漫反射系数 |</w:t>
+        <w:t>| Kd | 漫反射系数 |</w:t>
       </w:r>
     </w:p>
     <w:p>
@@ -209,7 +197,7 @@
     </w:p>
     <w:p>
       <w:r>
-        <w:t>| K_s | 镜面反射系数 |</w:t>
+        <w:t>| Ks | 镜面反射系数 |</w:t>
       </w:r>
     </w:p>
     <w:p>
@@ -242,7 +230,7 @@
     </w:p>
     <w:p>
       <w:r>
-        <w:t>问题：多面体用平面片逼近曲面，相邻面片法向突变 → 明暗边界明显、高光形状失真。</w:t>
+        <w:t>问题：多面体用平面片逼近曲面，相邻面片法向突变，导致明暗边界明显、高光形状失真。</w:t>
       </w:r>
     </w:p>
     <w:p>
@@ -274,11 +262,11 @@
           <w:rFonts w:ascii="Consolas" w:hAnsi="Consolas"/>
           <w:sz w:val="18"/>
         </w:rPr>
-        <w:t>几何建模 → 模型变换(世界坐标) → 观察变换(相机/视图坐标)</w:t>
+        <w:t>几何建模 -&gt; 模型变换(世界坐标) -&gt; 观察变换(相机/视图坐标)</w:t>
         <w:br/>
-        <w:t>→ 投影(裁剪坐标) → 视口变换(屏幕坐标) → 光栅化</w:t>
+        <w:t>-&gt; 投影(裁剪坐标) -&gt; 视口变换(屏幕坐标) -&gt; 光栅化</w:t>
         <w:br/>
-        <w:t>→ 逐像素着色(光照/纹理) → 可见性处理(Z-Buffer) → 帧缓冲输出</w:t>
+        <w:t>-&gt; 逐像素着色(光照/纹理) -&gt; 可见性处理(Z-Buffer) -&gt; 帧缓冲输出</w:t>
       </w:r>
     </w:p>
     <w:p>
@@ -485,22 +473,22 @@
     </w:p>
     <w:p>
       <w:r>
-        <w:t>BRDF f_r(\omega_i,\omega_o)：入射方向 \omega_i 到出射方向 \omega_o 的反射分布。</w:t>
+        <w:t>BRDF fr(ωi, ωo)：入射方向 ωi 到出射方向 ωo 的反射分布。</w:t>
       </w:r>
     </w:p>
     <w:p>
       <w:r>
-        <w:t>分类：理想漫反射（Lambert）、理想镜面、Phong/Blinn-Phong（经验模型）、微facet（Cook-Torrance）、各向异性等。</w:t>
+        <w:t>分类：理想漫反射（Lambert）、理想镜面、Phong/Blinn-Phong（经验模型）、微 facet（Cook-Torrance）、各向异性等。</w:t>
       </w:r>
     </w:p>
     <w:p>
       <w:r>
-        <w:t>Phong 在 BRDF 框架下：漫反射项 \propto K_d (N\cdot L)；镜面项 \propto K_s (R\cdot V)^n，非物理（不满足能量守恒/互易性）。</w:t>
+        <w:t>Phong 在 BRDF 框架下：漫反射项 ∝ Kd·(N·L)；镜面项 ∝ Ks·(R·V)^n，非物理（不满足能量守恒/互易性）。</w:t>
       </w:r>
     </w:p>
     <w:p>
       <w:r>
-        <w:t>可逆性修改：Blinn-Phong 等改为 \propto (N\cdot H)^n；或归一化分母；Cook-Torrance 等基于物理的 BRDF 天然满足互易性 f_r(\omega_i,\omega_o)=f_r(\omega_o,\omega_i)。</w:t>
+        <w:t>可逆性修改：Blinn-Phong 等改为 ∝ (N·H)^n；或归一化分母；Cook-Torrance 等基于物理的 BRDF 天然满足互易性 fr(ωi, ωo) = fr(ωo, ωi)。</w:t>
       </w:r>
     </w:p>
     <w:p>
@@ -537,12 +525,12 @@
     </w:p>
     <w:p>
       <w:r>
-        <w:t>组成：MLP F(x,y,z,\theta,\phi)\to(c,\sigma) 将位置与视角映射到颜色与体密度。</w:t>
+        <w:t>组成：MLP F(x,y,z,θ,φ) -&gt; (c, σ) 将位置与视角映射到颜色与体密度。</w:t>
       </w:r>
     </w:p>
     <w:p>
       <w:r>
-        <w:t>渲染：沿相机射线采样点，用 \sigma 做体渲染积分（alpha compositing）得到像素颜色；训练时最小化与真实图像的重建误差，优化 MLP 权重。</w:t>
+        <w:t>渲染：沿相机射线采样点，用 σ 做体渲染积分（alpha compositing）得到像素颜色；训练时最小化与真实图像的重建误差，优化 MLP 权重。</w:t>
       </w:r>
     </w:p>
     <w:sectPr>
